--- a/DAW2/C.NUBE/UD3/Actividad2/Actividad 2.docx
+++ b/DAW2/C.NUBE/UD3/Actividad2/Actividad 2.docx
@@ -95,8 +95,16 @@
                                       <w:rPr>
                                         <w:color w:val="44546A" w:themeColor="text2"/>
                                       </w:rPr>
-                                      <w:t>Pavel Miron</w:t>
+                                      <w:t xml:space="preserve">Pavel </w:t>
                                     </w:r>
+                                    <w:proofErr w:type="spellStart"/>
+                                    <w:r>
+                                      <w:rPr>
+                                        <w:color w:val="44546A" w:themeColor="text2"/>
+                                      </w:rPr>
+                                      <w:t>Miron</w:t>
+                                    </w:r>
+                                    <w:proofErr w:type="spellEnd"/>
                                   </w:sdtContent>
                                 </w:sdt>
                               </w:p>
@@ -1121,9 +1129,27 @@
       </w:r>
     </w:p>
     <w:p>
+      <w:pPr>
+        <w:pStyle w:val="Ttulo1"/>
+      </w:pPr>
+      <w:r>
+        <w:lastRenderedPageBreak/>
+        <w:t xml:space="preserve">La configuración de tus contenedores, incluyendo un esquema gráfico del despliegue </w:t>
+      </w:r>
+    </w:p>
+    <w:p>
       <w:bookmarkStart w:id="0" w:name="_GoBack"/>
       <w:bookmarkEnd w:id="0"/>
     </w:p>
+    <w:p>
+      <w:pPr>
+        <w:pStyle w:val="Ttulo1"/>
+      </w:pPr>
+      <w:r>
+        <w:t>Solución a las preguntas sobre interconexión de contenedores, incluyendo posibles modificaciones a incluir</w:t>
+      </w:r>
+    </w:p>
+    <w:p/>
     <w:sectPr>
       <w:pgSz w:w="11906" w:h="16838"/>
       <w:pgMar w:top="1417" w:right="1701" w:bottom="1417" w:left="1701" w:header="708" w:footer="708" w:gutter="0"/>
@@ -3043,7 +3069,7 @@
 </file>
 
 <file path=customXml/itemProps1.xml><?xml version="1.0" encoding="utf-8"?>
-<ds:datastoreItem xmlns:ds="http://schemas.openxmlformats.org/officeDocument/2006/customXml" ds:itemID="{92837649-CEE2-41DF-8BA1-01A338C09F97}">
+<ds:datastoreItem xmlns:ds="http://schemas.openxmlformats.org/officeDocument/2006/customXml" ds:itemID="{B0829634-9C54-4DDA-966F-FABADCAAB59B}">
   <ds:schemaRefs>
     <ds:schemaRef ds:uri="http://schemas.openxmlformats.org/officeDocument/2006/bibliography"/>
   </ds:schemaRefs>

--- a/DAW2/C.NUBE/UD3/Actividad2/Actividad 2.docx
+++ b/DAW2/C.NUBE/UD3/Actividad2/Actividad 2.docx
@@ -95,16 +95,8 @@
                                       <w:rPr>
                                         <w:color w:val="44546A" w:themeColor="text2"/>
                                       </w:rPr>
-                                      <w:t xml:space="preserve">Pavel </w:t>
+                                      <w:t>Pavel Miron</w:t>
                                     </w:r>
-                                    <w:proofErr w:type="spellStart"/>
-                                    <w:r>
-                                      <w:rPr>
-                                        <w:color w:val="44546A" w:themeColor="text2"/>
-                                      </w:rPr>
-                                      <w:t>Miron</w:t>
-                                    </w:r>
-                                    <w:proofErr w:type="spellEnd"/>
                                   </w:sdtContent>
                                 </w:sdt>
                               </w:p>
@@ -833,13 +825,13 @@
           <w:r>
             <w:fldChar w:fldCharType="separate"/>
           </w:r>
-          <w:hyperlink w:anchor="_Toc215590588" w:history="1">
+          <w:hyperlink w:anchor="_Toc216797422" w:history="1">
             <w:r>
               <w:rPr>
                 <w:rStyle w:val="Hipervnculo"/>
                 <w:noProof/>
               </w:rPr>
-              <w:t>La configuración de tu red en Azure</w:t>
+              <w:t>Creación de subredes</w:t>
             </w:r>
             <w:r>
               <w:rPr>
@@ -860,7 +852,7 @@
                 <w:noProof/>
                 <w:webHidden/>
               </w:rPr>
-              <w:instrText xml:space="preserve"> PAGEREF _Toc215590588 \h </w:instrText>
+              <w:instrText xml:space="preserve"> PAGEREF _Toc216797422 \h </w:instrText>
             </w:r>
             <w:r>
               <w:rPr>
@@ -903,13 +895,13 @@
               <w:lang w:eastAsia="es-ES"/>
             </w:rPr>
           </w:pPr>
-          <w:hyperlink w:anchor="_Toc215590589" w:history="1">
+          <w:hyperlink w:anchor="_Toc216797424" w:history="1">
             <w:r>
               <w:rPr>
                 <w:rStyle w:val="Hipervnculo"/>
                 <w:noProof/>
               </w:rPr>
-              <w:t>Configuración de tu máquina virtual</w:t>
+              <w:t>La configuración de tus contenedores, incluyendo un esquema gráfico del despliegue</w:t>
             </w:r>
             <w:r>
               <w:rPr>
@@ -930,7 +922,7 @@
                 <w:noProof/>
                 <w:webHidden/>
               </w:rPr>
-              <w:instrText xml:space="preserve"> PAGEREF _Toc215590589 \h </w:instrText>
+              <w:instrText xml:space="preserve"> PAGEREF _Toc216797424 \h </w:instrText>
             </w:r>
             <w:r>
               <w:rPr>
@@ -950,7 +942,7 @@
                 <w:noProof/>
                 <w:webHidden/>
               </w:rPr>
-              <w:t>5</w:t>
+              <w:t>2</w:t>
             </w:r>
             <w:r>
               <w:rPr>
@@ -973,13 +965,13 @@
               <w:lang w:eastAsia="es-ES"/>
             </w:rPr>
           </w:pPr>
-          <w:hyperlink w:anchor="_Toc215590590" w:history="1">
+          <w:hyperlink w:anchor="_Toc216797425" w:history="1">
             <w:r>
               <w:rPr>
                 <w:rStyle w:val="Hipervnculo"/>
                 <w:noProof/>
               </w:rPr>
-              <w:t>El despliegue de tu servidor web</w:t>
+              <w:t>Solución a las preguntas sobre interconexión de contenedores, incluyendo posibles modificaciones a incluir</w:t>
             </w:r>
             <w:r>
               <w:rPr>
@@ -1000,7 +992,7 @@
                 <w:noProof/>
                 <w:webHidden/>
               </w:rPr>
-              <w:instrText xml:space="preserve"> PAGEREF _Toc215590590 \h </w:instrText>
+              <w:instrText xml:space="preserve"> PAGEREF _Toc216797425 \h </w:instrText>
             </w:r>
             <w:r>
               <w:rPr>
@@ -1020,7 +1012,7 @@
                 <w:noProof/>
                 <w:webHidden/>
               </w:rPr>
-              <w:t>7</w:t>
+              <w:t>3</w:t>
             </w:r>
             <w:r>
               <w:rPr>
@@ -1033,75 +1025,11 @@
         </w:p>
         <w:p>
           <w:pPr>
-            <w:pStyle w:val="TDC1"/>
-            <w:tabs>
-              <w:tab w:val="right" w:leader="dot" w:pos="8494"/>
-            </w:tabs>
             <w:rPr>
-              <w:rFonts w:eastAsiaTheme="minorEastAsia"/>
-              <w:noProof/>
-              <w:lang w:eastAsia="es-ES"/>
+              <w:b/>
+              <w:bCs/>
             </w:rPr>
           </w:pPr>
-          <w:hyperlink w:anchor="_Toc215590591" w:history="1">
-            <w:r>
-              <w:rPr>
-                <w:rStyle w:val="Hipervnculo"/>
-                <w:noProof/>
-              </w:rPr>
-              <w:t>Preguntas</w:t>
-            </w:r>
-            <w:r>
-              <w:rPr>
-                <w:noProof/>
-                <w:webHidden/>
-              </w:rPr>
-              <w:tab/>
-            </w:r>
-            <w:r>
-              <w:rPr>
-                <w:noProof/>
-                <w:webHidden/>
-              </w:rPr>
-              <w:fldChar w:fldCharType="begin"/>
-            </w:r>
-            <w:r>
-              <w:rPr>
-                <w:noProof/>
-                <w:webHidden/>
-              </w:rPr>
-              <w:instrText xml:space="preserve"> PAGEREF _Toc215590591 \h </w:instrText>
-            </w:r>
-            <w:r>
-              <w:rPr>
-                <w:noProof/>
-                <w:webHidden/>
-              </w:rPr>
-            </w:r>
-            <w:r>
-              <w:rPr>
-                <w:noProof/>
-                <w:webHidden/>
-              </w:rPr>
-              <w:fldChar w:fldCharType="separate"/>
-            </w:r>
-            <w:r>
-              <w:rPr>
-                <w:noProof/>
-                <w:webHidden/>
-              </w:rPr>
-              <w:t>8</w:t>
-            </w:r>
-            <w:r>
-              <w:rPr>
-                <w:noProof/>
-                <w:webHidden/>
-              </w:rPr>
-              <w:fldChar w:fldCharType="end"/>
-            </w:r>
-          </w:hyperlink>
-        </w:p>
-        <w:p>
           <w:r>
             <w:rPr>
               <w:b/>
@@ -1112,14 +1040,7 @@
         </w:p>
       </w:sdtContent>
     </w:sdt>
-    <w:p/>
     <w:p>
-      <w:pPr>
-        <w:rPr>
-          <w:sz w:val="52"/>
-          <w:szCs w:val="52"/>
-        </w:rPr>
-      </w:pPr>
       <w:r>
         <w:rPr>
           <w:sz w:val="52"/>
@@ -1132,24 +1053,840 @@
       <w:pPr>
         <w:pStyle w:val="Ttulo1"/>
       </w:pPr>
+      <w:bookmarkStart w:id="0" w:name="_Toc216797422"/>
       <w:r>
         <w:lastRenderedPageBreak/>
-        <w:t xml:space="preserve">La configuración de tus contenedores, incluyendo un esquema gráfico del despliegue </w:t>
-      </w:r>
-    </w:p>
-    <w:p>
-      <w:bookmarkStart w:id="0" w:name="_GoBack"/>
+        <w:t>Creación de subredes</w:t>
+      </w:r>
       <w:bookmarkEnd w:id="0"/>
     </w:p>
     <w:p>
+      <w:r>
+        <w:t xml:space="preserve">Creamos dos </w:t>
+      </w:r>
+      <w:r>
+        <w:t>subredes que los vamos a utilizar.</w:t>
+      </w:r>
+    </w:p>
+    <w:p>
       <w:pPr>
         <w:pStyle w:val="Ttulo1"/>
-      </w:pPr>
-      <w:r>
-        <w:t>Solución a las preguntas sobre interconexión de contenedores, incluyendo posibles modificaciones a incluir</w:t>
+        <w:jc w:val="center"/>
+      </w:pPr>
+      <w:bookmarkStart w:id="1" w:name="_Toc216797423"/>
+      <w:r>
+        <w:drawing>
+          <wp:inline distT="0" distB="0" distL="0" distR="0" wp14:anchorId="748963AE" wp14:editId="55C20F35">
+            <wp:extent cx="4553585" cy="1247949"/>
+            <wp:effectExtent l="0" t="0" r="0" b="9525"/>
+            <wp:docPr id="1" name="Imagen 1"/>
+            <wp:cNvGraphicFramePr>
+              <a:graphicFrameLocks xmlns:a="http://schemas.openxmlformats.org/drawingml/2006/main" noChangeAspect="1"/>
+            </wp:cNvGraphicFramePr>
+            <a:graphic xmlns:a="http://schemas.openxmlformats.org/drawingml/2006/main">
+              <a:graphicData uri="http://schemas.openxmlformats.org/drawingml/2006/picture">
+                <pic:pic xmlns:pic="http://schemas.openxmlformats.org/drawingml/2006/picture">
+                  <pic:nvPicPr>
+                    <pic:cNvPr id="1" name=""/>
+                    <pic:cNvPicPr/>
+                  </pic:nvPicPr>
+                  <pic:blipFill>
+                    <a:blip r:embed="rId6"/>
+                    <a:stretch>
+                      <a:fillRect/>
+                    </a:stretch>
+                  </pic:blipFill>
+                  <pic:spPr>
+                    <a:xfrm>
+                      <a:off x="0" y="0"/>
+                      <a:ext cx="4553585" cy="1247949"/>
+                    </a:xfrm>
+                    <a:prstGeom prst="rect">
+                      <a:avLst/>
+                    </a:prstGeom>
+                  </pic:spPr>
+                </pic:pic>
+              </a:graphicData>
+            </a:graphic>
+          </wp:inline>
+        </w:drawing>
+      </w:r>
+      <w:bookmarkEnd w:id="1"/>
+    </w:p>
+    <w:p>
+      <w:r>
+        <w:t>Comprobamos que sea han creado con “docker network ls”</w:t>
+      </w:r>
+    </w:p>
+    <w:p>
+      <w:pPr>
+        <w:jc w:val="center"/>
+      </w:pPr>
+      <w:r>
+        <w:drawing>
+          <wp:inline distT="0" distB="0" distL="0" distR="0" wp14:anchorId="10CE4DFB" wp14:editId="559254F9">
+            <wp:extent cx="3210373" cy="1381318"/>
+            <wp:effectExtent l="0" t="0" r="0" b="9525"/>
+            <wp:docPr id="2" name="Imagen 2"/>
+            <wp:cNvGraphicFramePr>
+              <a:graphicFrameLocks xmlns:a="http://schemas.openxmlformats.org/drawingml/2006/main" noChangeAspect="1"/>
+            </wp:cNvGraphicFramePr>
+            <a:graphic xmlns:a="http://schemas.openxmlformats.org/drawingml/2006/main">
+              <a:graphicData uri="http://schemas.openxmlformats.org/drawingml/2006/picture">
+                <pic:pic xmlns:pic="http://schemas.openxmlformats.org/drawingml/2006/picture">
+                  <pic:nvPicPr>
+                    <pic:cNvPr id="1" name=""/>
+                    <pic:cNvPicPr/>
+                  </pic:nvPicPr>
+                  <pic:blipFill>
+                    <a:blip r:embed="rId7"/>
+                    <a:stretch>
+                      <a:fillRect/>
+                    </a:stretch>
+                  </pic:blipFill>
+                  <pic:spPr>
+                    <a:xfrm>
+                      <a:off x="0" y="0"/>
+                      <a:ext cx="3210373" cy="1381318"/>
+                    </a:xfrm>
+                    <a:prstGeom prst="rect">
+                      <a:avLst/>
+                    </a:prstGeom>
+                  </pic:spPr>
+                </pic:pic>
+              </a:graphicData>
+            </a:graphic>
+          </wp:inline>
+        </w:drawing>
+      </w:r>
+    </w:p>
+    <w:p>
+      <w:pPr>
+        <w:pStyle w:val="Ttulo1"/>
+      </w:pPr>
+      <w:bookmarkStart w:id="2" w:name="_Toc216797424"/>
+      <w:r>
+        <w:t>La configuración de tus contenedores, incluyendo un esquema gráfico del despliegue</w:t>
+      </w:r>
+      <w:bookmarkEnd w:id="2"/>
+      <w:r>
+        <w:t xml:space="preserve"> </w:t>
       </w:r>
     </w:p>
     <w:p/>
+    <w:p>
+      <w:r>
+        <w:t xml:space="preserve">Creamos el contenedor para </w:t>
+      </w:r>
+      <w:r>
+        <w:t>front end en el comando “</w:t>
+      </w:r>
+      <w:r>
+        <w:t>docker run -d --name frontend --network public-net nginx</w:t>
+      </w:r>
+      <w:r>
+        <w:t>”</w:t>
+      </w:r>
+    </w:p>
+    <w:p>
+      <w:pPr>
+        <w:jc w:val="center"/>
+      </w:pPr>
+      <w:r>
+        <w:drawing>
+          <wp:inline distT="0" distB="0" distL="0" distR="0" wp14:anchorId="67DE25F5" wp14:editId="34F1191E">
+            <wp:extent cx="3975883" cy="1918747"/>
+            <wp:effectExtent l="0" t="0" r="5715" b="5715"/>
+            <wp:docPr id="5" name="Imagen 5"/>
+            <wp:cNvGraphicFramePr>
+              <a:graphicFrameLocks xmlns:a="http://schemas.openxmlformats.org/drawingml/2006/main" noChangeAspect="1"/>
+            </wp:cNvGraphicFramePr>
+            <a:graphic xmlns:a="http://schemas.openxmlformats.org/drawingml/2006/main">
+              <a:graphicData uri="http://schemas.openxmlformats.org/drawingml/2006/picture">
+                <pic:pic xmlns:pic="http://schemas.openxmlformats.org/drawingml/2006/picture">
+                  <pic:nvPicPr>
+                    <pic:cNvPr id="1" name=""/>
+                    <pic:cNvPicPr/>
+                  </pic:nvPicPr>
+                  <pic:blipFill>
+                    <a:blip r:embed="rId8"/>
+                    <a:stretch>
+                      <a:fillRect/>
+                    </a:stretch>
+                  </pic:blipFill>
+                  <pic:spPr>
+                    <a:xfrm>
+                      <a:off x="0" y="0"/>
+                      <a:ext cx="3984969" cy="1923132"/>
+                    </a:xfrm>
+                    <a:prstGeom prst="rect">
+                      <a:avLst/>
+                    </a:prstGeom>
+                  </pic:spPr>
+                </pic:pic>
+              </a:graphicData>
+            </a:graphic>
+          </wp:inline>
+        </w:drawing>
+      </w:r>
+    </w:p>
+    <w:p>
+      <w:r>
+        <w:t>Comprobamos que esta en docker.</w:t>
+      </w:r>
+    </w:p>
+    <w:p>
+      <w:pPr>
+        <w:jc w:val="center"/>
+      </w:pPr>
+      <w:r>
+        <w:drawing>
+          <wp:inline distT="0" distB="0" distL="0" distR="0" wp14:anchorId="7DC4C56D" wp14:editId="7CB57F11">
+            <wp:extent cx="4637314" cy="1510508"/>
+            <wp:effectExtent l="0" t="0" r="0" b="0"/>
+            <wp:docPr id="6" name="Imagen 6"/>
+            <wp:cNvGraphicFramePr>
+              <a:graphicFrameLocks xmlns:a="http://schemas.openxmlformats.org/drawingml/2006/main" noChangeAspect="1"/>
+            </wp:cNvGraphicFramePr>
+            <a:graphic xmlns:a="http://schemas.openxmlformats.org/drawingml/2006/main">
+              <a:graphicData uri="http://schemas.openxmlformats.org/drawingml/2006/picture">
+                <pic:pic xmlns:pic="http://schemas.openxmlformats.org/drawingml/2006/picture">
+                  <pic:nvPicPr>
+                    <pic:cNvPr id="1" name=""/>
+                    <pic:cNvPicPr/>
+                  </pic:nvPicPr>
+                  <pic:blipFill>
+                    <a:blip r:embed="rId9"/>
+                    <a:stretch>
+                      <a:fillRect/>
+                    </a:stretch>
+                  </pic:blipFill>
+                  <pic:spPr>
+                    <a:xfrm>
+                      <a:off x="0" y="0"/>
+                      <a:ext cx="4639430" cy="1511197"/>
+                    </a:xfrm>
+                    <a:prstGeom prst="rect">
+                      <a:avLst/>
+                    </a:prstGeom>
+                  </pic:spPr>
+                </pic:pic>
+              </a:graphicData>
+            </a:graphic>
+          </wp:inline>
+        </w:drawing>
+      </w:r>
+    </w:p>
+    <w:p>
+      <w:r>
+        <w:lastRenderedPageBreak/>
+        <w:t>Hacemos los mismo con back y comprobamos las ips de los dos contenedores</w:t>
+      </w:r>
+    </w:p>
+    <w:p>
+      <w:pPr>
+        <w:jc w:val="center"/>
+      </w:pPr>
+      <w:r>
+        <w:drawing>
+          <wp:inline distT="0" distB="0" distL="0" distR="0" wp14:anchorId="37499ECC" wp14:editId="0462FEEA">
+            <wp:extent cx="4467849" cy="581106"/>
+            <wp:effectExtent l="0" t="0" r="9525" b="9525"/>
+            <wp:docPr id="7" name="Imagen 7"/>
+            <wp:cNvGraphicFramePr>
+              <a:graphicFrameLocks xmlns:a="http://schemas.openxmlformats.org/drawingml/2006/main" noChangeAspect="1"/>
+            </wp:cNvGraphicFramePr>
+            <a:graphic xmlns:a="http://schemas.openxmlformats.org/drawingml/2006/main">
+              <a:graphicData uri="http://schemas.openxmlformats.org/drawingml/2006/picture">
+                <pic:pic xmlns:pic="http://schemas.openxmlformats.org/drawingml/2006/picture">
+                  <pic:nvPicPr>
+                    <pic:cNvPr id="1" name=""/>
+                    <pic:cNvPicPr/>
+                  </pic:nvPicPr>
+                  <pic:blipFill>
+                    <a:blip r:embed="rId10"/>
+                    <a:stretch>
+                      <a:fillRect/>
+                    </a:stretch>
+                  </pic:blipFill>
+                  <pic:spPr>
+                    <a:xfrm>
+                      <a:off x="0" y="0"/>
+                      <a:ext cx="4467849" cy="581106"/>
+                    </a:xfrm>
+                    <a:prstGeom prst="rect">
+                      <a:avLst/>
+                    </a:prstGeom>
+                  </pic:spPr>
+                </pic:pic>
+              </a:graphicData>
+            </a:graphic>
+          </wp:inline>
+        </w:drawing>
+      </w:r>
+    </w:p>
+    <w:p>
+      <w:pPr>
+        <w:jc w:val="center"/>
+      </w:pPr>
+      <w:r>
+        <w:drawing>
+          <wp:inline distT="0" distB="0" distL="0" distR="0" wp14:anchorId="768CDDCA" wp14:editId="285273D4">
+            <wp:extent cx="5400040" cy="1758950"/>
+            <wp:effectExtent l="0" t="0" r="0" b="0"/>
+            <wp:docPr id="8" name="Imagen 8"/>
+            <wp:cNvGraphicFramePr>
+              <a:graphicFrameLocks xmlns:a="http://schemas.openxmlformats.org/drawingml/2006/main" noChangeAspect="1"/>
+            </wp:cNvGraphicFramePr>
+            <a:graphic xmlns:a="http://schemas.openxmlformats.org/drawingml/2006/main">
+              <a:graphicData uri="http://schemas.openxmlformats.org/drawingml/2006/picture">
+                <pic:pic xmlns:pic="http://schemas.openxmlformats.org/drawingml/2006/picture">
+                  <pic:nvPicPr>
+                    <pic:cNvPr id="1" name=""/>
+                    <pic:cNvPicPr/>
+                  </pic:nvPicPr>
+                  <pic:blipFill>
+                    <a:blip r:embed="rId11"/>
+                    <a:stretch>
+                      <a:fillRect/>
+                    </a:stretch>
+                  </pic:blipFill>
+                  <pic:spPr>
+                    <a:xfrm>
+                      <a:off x="0" y="0"/>
+                      <a:ext cx="5400040" cy="1758950"/>
+                    </a:xfrm>
+                    <a:prstGeom prst="rect">
+                      <a:avLst/>
+                    </a:prstGeom>
+                  </pic:spPr>
+                </pic:pic>
+              </a:graphicData>
+            </a:graphic>
+          </wp:inline>
+        </w:drawing>
+      </w:r>
+    </w:p>
+    <w:p>
+      <w:r>
+        <w:t>Ahora para comprobar que ips tiene cada ejecutamos el comando “</w:t>
+      </w:r>
+      <w:r>
+        <w:t xml:space="preserve">docker inspect </w:t>
+      </w:r>
+      <w:r>
+        <w:t>frontend</w:t>
+      </w:r>
+      <w:r>
+        <w:t xml:space="preserve"> | grep IPAddress</w:t>
+      </w:r>
+      <w:r>
+        <w:t>” y para back “</w:t>
+      </w:r>
+      <w:r>
+        <w:t>docker inspect backend | grep IPAddress</w:t>
+      </w:r>
+      <w:r>
+        <w:t>”</w:t>
+      </w:r>
+    </w:p>
+    <w:p>
+      <w:r>
+        <w:drawing>
+          <wp:anchor distT="0" distB="0" distL="114300" distR="114300" simplePos="0" relativeHeight="251665408" behindDoc="1" locked="0" layoutInCell="1" allowOverlap="1" wp14:anchorId="19188F2D" wp14:editId="5E3979CD">
+            <wp:simplePos x="0" y="0"/>
+            <wp:positionH relativeFrom="column">
+              <wp:posOffset>2571115</wp:posOffset>
+            </wp:positionH>
+            <wp:positionV relativeFrom="paragraph">
+              <wp:posOffset>4445</wp:posOffset>
+            </wp:positionV>
+            <wp:extent cx="2531110" cy="676910"/>
+            <wp:effectExtent l="0" t="0" r="2540" b="8890"/>
+            <wp:wrapTight wrapText="bothSides">
+              <wp:wrapPolygon edited="0">
+                <wp:start x="0" y="0"/>
+                <wp:lineTo x="0" y="21276"/>
+                <wp:lineTo x="21459" y="21276"/>
+                <wp:lineTo x="21459" y="0"/>
+                <wp:lineTo x="0" y="0"/>
+              </wp:wrapPolygon>
+            </wp:wrapTight>
+            <wp:docPr id="9" name="Imagen 9"/>
+            <wp:cNvGraphicFramePr>
+              <a:graphicFrameLocks xmlns:a="http://schemas.openxmlformats.org/drawingml/2006/main" noChangeAspect="1"/>
+            </wp:cNvGraphicFramePr>
+            <a:graphic xmlns:a="http://schemas.openxmlformats.org/drawingml/2006/main">
+              <a:graphicData uri="http://schemas.openxmlformats.org/drawingml/2006/picture">
+                <pic:pic xmlns:pic="http://schemas.openxmlformats.org/drawingml/2006/picture">
+                  <pic:nvPicPr>
+                    <pic:cNvPr id="1" name=""/>
+                    <pic:cNvPicPr/>
+                  </pic:nvPicPr>
+                  <pic:blipFill>
+                    <a:blip r:embed="rId12">
+                      <a:extLst>
+                        <a:ext uri="{28A0092B-C50C-407E-A947-70E740481C1C}">
+                          <a14:useLocalDpi xmlns:a14="http://schemas.microsoft.com/office/drawing/2010/main" val="0"/>
+                        </a:ext>
+                      </a:extLst>
+                    </a:blip>
+                    <a:stretch>
+                      <a:fillRect/>
+                    </a:stretch>
+                  </pic:blipFill>
+                  <pic:spPr>
+                    <a:xfrm>
+                      <a:off x="0" y="0"/>
+                      <a:ext cx="2531110" cy="676910"/>
+                    </a:xfrm>
+                    <a:prstGeom prst="rect">
+                      <a:avLst/>
+                    </a:prstGeom>
+                  </pic:spPr>
+                </pic:pic>
+              </a:graphicData>
+            </a:graphic>
+            <wp14:sizeRelH relativeFrom="margin">
+              <wp14:pctWidth>0</wp14:pctWidth>
+            </wp14:sizeRelH>
+          </wp:anchor>
+        </w:drawing>
+      </w:r>
+      <w:r>
+        <w:drawing>
+          <wp:inline distT="0" distB="0" distL="0" distR="0" wp14:anchorId="6CE211E6" wp14:editId="37D59F4A">
+            <wp:extent cx="2440380" cy="683600"/>
+            <wp:effectExtent l="0" t="0" r="0" b="2540"/>
+            <wp:docPr id="10" name="Imagen 10"/>
+            <wp:cNvGraphicFramePr>
+              <a:graphicFrameLocks xmlns:a="http://schemas.openxmlformats.org/drawingml/2006/main" noChangeAspect="1"/>
+            </wp:cNvGraphicFramePr>
+            <a:graphic xmlns:a="http://schemas.openxmlformats.org/drawingml/2006/main">
+              <a:graphicData uri="http://schemas.openxmlformats.org/drawingml/2006/picture">
+                <pic:pic xmlns:pic="http://schemas.openxmlformats.org/drawingml/2006/picture">
+                  <pic:nvPicPr>
+                    <pic:cNvPr id="1" name=""/>
+                    <pic:cNvPicPr/>
+                  </pic:nvPicPr>
+                  <pic:blipFill>
+                    <a:blip r:embed="rId13"/>
+                    <a:stretch>
+                      <a:fillRect/>
+                    </a:stretch>
+                  </pic:blipFill>
+                  <pic:spPr>
+                    <a:xfrm>
+                      <a:off x="0" y="0"/>
+                      <a:ext cx="2461485" cy="689512"/>
+                    </a:xfrm>
+                    <a:prstGeom prst="rect">
+                      <a:avLst/>
+                    </a:prstGeom>
+                  </pic:spPr>
+                </pic:pic>
+              </a:graphicData>
+            </a:graphic>
+          </wp:inline>
+        </w:drawing>
+      </w:r>
+    </w:p>
+    <w:p>
+      <w:r>
+        <w:t xml:space="preserve">Vemos que cada contenedor tiene la ip correspondiente. </w:t>
+      </w:r>
+    </w:p>
+    <w:p>
+      <w:bookmarkStart w:id="3" w:name="_Toc216797425"/>
+      <w:r>
+        <w:t xml:space="preserve">Ahora </w:t>
+      </w:r>
+      <w:r>
+        <w:t>hacemos el ping para comprobar la conexión entre ellos.</w:t>
+      </w:r>
+      <w:r>
+        <w:t xml:space="preserve"> </w:t>
+      </w:r>
+    </w:p>
+    <w:p>
+      <w:pPr>
+        <w:rPr>
+          <w:i/>
+          <w:color w:val="FF0000"/>
+        </w:rPr>
+      </w:pPr>
+      <w:r>
+        <w:rPr>
+          <w:i/>
+          <w:color w:val="FF0000"/>
+        </w:rPr>
+        <w:t xml:space="preserve">Pero antes de hacer ping se tiene que instalar el comando “ping” porque el Nginx por defecto no lo tiene accedemos “docker exec -it frontend sh” y introducimos el siguiente comando    “apt install -y iputils-ping” </w:t>
+      </w:r>
+    </w:p>
+    <w:p>
+      <w:r>
+        <w:t>Antes!</w:t>
+      </w:r>
+    </w:p>
+    <w:p>
+      <w:r>
+        <w:drawing>
+          <wp:inline distT="0" distB="0" distL="0" distR="0" wp14:anchorId="3B63A2AB" wp14:editId="78645F45">
+            <wp:extent cx="2219635" cy="885949"/>
+            <wp:effectExtent l="0" t="0" r="0" b="9525"/>
+            <wp:docPr id="13" name="Imagen 13"/>
+            <wp:cNvGraphicFramePr>
+              <a:graphicFrameLocks xmlns:a="http://schemas.openxmlformats.org/drawingml/2006/main" noChangeAspect="1"/>
+            </wp:cNvGraphicFramePr>
+            <a:graphic xmlns:a="http://schemas.openxmlformats.org/drawingml/2006/main">
+              <a:graphicData uri="http://schemas.openxmlformats.org/drawingml/2006/picture">
+                <pic:pic xmlns:pic="http://schemas.openxmlformats.org/drawingml/2006/picture">
+                  <pic:nvPicPr>
+                    <pic:cNvPr id="1" name=""/>
+                    <pic:cNvPicPr/>
+                  </pic:nvPicPr>
+                  <pic:blipFill>
+                    <a:blip r:embed="rId14"/>
+                    <a:stretch>
+                      <a:fillRect/>
+                    </a:stretch>
+                  </pic:blipFill>
+                  <pic:spPr>
+                    <a:xfrm>
+                      <a:off x="0" y="0"/>
+                      <a:ext cx="2219635" cy="885949"/>
+                    </a:xfrm>
+                    <a:prstGeom prst="rect">
+                      <a:avLst/>
+                    </a:prstGeom>
+                  </pic:spPr>
+                </pic:pic>
+              </a:graphicData>
+            </a:graphic>
+          </wp:inline>
+        </w:drawing>
+      </w:r>
+    </w:p>
+    <w:p>
+      <w:r>
+        <w:t>Después de instalar ping!</w:t>
+      </w:r>
+    </w:p>
+    <w:p>
+      <w:r>
+        <w:drawing>
+          <wp:anchor distT="0" distB="0" distL="114300" distR="114300" simplePos="0" relativeHeight="251666432" behindDoc="1" locked="0" layoutInCell="1" allowOverlap="1" wp14:anchorId="3DA7E283" wp14:editId="6CA98C96">
+            <wp:simplePos x="0" y="0"/>
+            <wp:positionH relativeFrom="margin">
+              <wp:align>left</wp:align>
+            </wp:positionH>
+            <wp:positionV relativeFrom="paragraph">
+              <wp:posOffset>78105</wp:posOffset>
+            </wp:positionV>
+            <wp:extent cx="2707005" cy="622935"/>
+            <wp:effectExtent l="0" t="0" r="0" b="5715"/>
+            <wp:wrapTight wrapText="bothSides">
+              <wp:wrapPolygon edited="0">
+                <wp:start x="0" y="0"/>
+                <wp:lineTo x="0" y="21138"/>
+                <wp:lineTo x="21433" y="21138"/>
+                <wp:lineTo x="21433" y="0"/>
+                <wp:lineTo x="0" y="0"/>
+              </wp:wrapPolygon>
+            </wp:wrapTight>
+            <wp:docPr id="12" name="Imagen 12"/>
+            <wp:cNvGraphicFramePr>
+              <a:graphicFrameLocks xmlns:a="http://schemas.openxmlformats.org/drawingml/2006/main" noChangeAspect="1"/>
+            </wp:cNvGraphicFramePr>
+            <a:graphic xmlns:a="http://schemas.openxmlformats.org/drawingml/2006/main">
+              <a:graphicData uri="http://schemas.openxmlformats.org/drawingml/2006/picture">
+                <pic:pic xmlns:pic="http://schemas.openxmlformats.org/drawingml/2006/picture">
+                  <pic:nvPicPr>
+                    <pic:cNvPr id="1" name=""/>
+                    <pic:cNvPicPr/>
+                  </pic:nvPicPr>
+                  <pic:blipFill>
+                    <a:blip r:embed="rId15">
+                      <a:extLst>
+                        <a:ext uri="{28A0092B-C50C-407E-A947-70E740481C1C}">
+                          <a14:useLocalDpi xmlns:a14="http://schemas.microsoft.com/office/drawing/2010/main" val="0"/>
+                        </a:ext>
+                      </a:extLst>
+                    </a:blip>
+                    <a:stretch>
+                      <a:fillRect/>
+                    </a:stretch>
+                  </pic:blipFill>
+                  <pic:spPr>
+                    <a:xfrm>
+                      <a:off x="0" y="0"/>
+                      <a:ext cx="2707005" cy="622935"/>
+                    </a:xfrm>
+                    <a:prstGeom prst="rect">
+                      <a:avLst/>
+                    </a:prstGeom>
+                  </pic:spPr>
+                </pic:pic>
+              </a:graphicData>
+            </a:graphic>
+            <wp14:sizeRelH relativeFrom="margin">
+              <wp14:pctWidth>0</wp14:pctWidth>
+            </wp14:sizeRelH>
+            <wp14:sizeRelV relativeFrom="margin">
+              <wp14:pctHeight>0</wp14:pctHeight>
+            </wp14:sizeRelV>
+          </wp:anchor>
+        </w:drawing>
+      </w:r>
+      <w:r>
+        <w:t>Vemos que al hacer el ping no se pueden ver</w:t>
+      </w:r>
+      <w:r>
+        <w:t xml:space="preserve"> (no reciben datos </w:t>
+      </w:r>
+      <w:r>
+        <w:t>está</w:t>
+      </w:r>
+      <w:r>
+        <w:t xml:space="preserve"> parado)</w:t>
+      </w:r>
+      <w:r>
+        <w:t xml:space="preserve">. Porque en Docker las redes son distintas y no se pueden comunicar entre </w:t>
+      </w:r>
+      <w:r>
+        <w:t>sí</w:t>
+      </w:r>
+      <w:r>
+        <w:t>.</w:t>
+      </w:r>
+    </w:p>
+    <w:p/>
+    <w:p/>
+    <w:p>
+      <w:r>
+        <w:br w:type="page"/>
+      </w:r>
+    </w:p>
+    <w:p>
+      <w:pPr>
+        <w:pStyle w:val="Ttulo1"/>
+      </w:pPr>
+      <w:r>
+        <w:lastRenderedPageBreak/>
+        <w:t>Solución a las preguntas sobre interconexión de contenedores, incluyendo posibles modificaciones a incluir</w:t>
+      </w:r>
+      <w:bookmarkEnd w:id="3"/>
+    </w:p>
+    <w:p/>
+    <w:p>
+      <w:r>
+        <w:t>La solución mas simple es conectar frontend a la red privada con “</w:t>
+      </w:r>
+      <w:r>
+        <w:t>docker network connect private-net frontend</w:t>
+      </w:r>
+      <w:r>
+        <w:t>”</w:t>
+      </w:r>
+      <w:r>
+        <w:t>. Mas abajo podemos ver que ahora el frontend esta dentro de la red del back.</w:t>
+      </w:r>
+    </w:p>
+    <w:p>
+      <w:pPr>
+        <w:jc w:val="center"/>
+      </w:pPr>
+      <w:bookmarkStart w:id="4" w:name="ref1"/>
+      <w:r>
+        <w:drawing>
+          <wp:inline distT="0" distB="0" distL="0" distR="0" wp14:anchorId="12797BE5" wp14:editId="6D090D06">
+            <wp:extent cx="3419952" cy="1962424"/>
+            <wp:effectExtent l="0" t="0" r="0" b="0"/>
+            <wp:docPr id="14" name="Imagen 14"/>
+            <wp:cNvGraphicFramePr>
+              <a:graphicFrameLocks xmlns:a="http://schemas.openxmlformats.org/drawingml/2006/main" noChangeAspect="1"/>
+            </wp:cNvGraphicFramePr>
+            <a:graphic xmlns:a="http://schemas.openxmlformats.org/drawingml/2006/main">
+              <a:graphicData uri="http://schemas.openxmlformats.org/drawingml/2006/picture">
+                <pic:pic xmlns:pic="http://schemas.openxmlformats.org/drawingml/2006/picture">
+                  <pic:nvPicPr>
+                    <pic:cNvPr id="1" name=""/>
+                    <pic:cNvPicPr/>
+                  </pic:nvPicPr>
+                  <pic:blipFill>
+                    <a:blip r:embed="rId16"/>
+                    <a:stretch>
+                      <a:fillRect/>
+                    </a:stretch>
+                  </pic:blipFill>
+                  <pic:spPr>
+                    <a:xfrm>
+                      <a:off x="0" y="0"/>
+                      <a:ext cx="3419952" cy="1962424"/>
+                    </a:xfrm>
+                    <a:prstGeom prst="rect">
+                      <a:avLst/>
+                    </a:prstGeom>
+                  </pic:spPr>
+                </pic:pic>
+              </a:graphicData>
+            </a:graphic>
+          </wp:inline>
+        </w:drawing>
+      </w:r>
+      <w:bookmarkEnd w:id="4"/>
+    </w:p>
+    <w:p>
+      <w:r>
+        <w:t>Ahora comprobamos hacer el ping y si recibe los datos.</w:t>
+      </w:r>
+    </w:p>
+    <w:p>
+      <w:pPr>
+        <w:jc w:val="center"/>
+      </w:pPr>
+      <w:r>
+        <w:drawing>
+          <wp:inline distT="0" distB="0" distL="0" distR="0" wp14:anchorId="009AD790" wp14:editId="3F573DFD">
+            <wp:extent cx="4372585" cy="2534004"/>
+            <wp:effectExtent l="0" t="0" r="0" b="0"/>
+            <wp:docPr id="15" name="Imagen 15"/>
+            <wp:cNvGraphicFramePr>
+              <a:graphicFrameLocks xmlns:a="http://schemas.openxmlformats.org/drawingml/2006/main" noChangeAspect="1"/>
+            </wp:cNvGraphicFramePr>
+            <a:graphic xmlns:a="http://schemas.openxmlformats.org/drawingml/2006/main">
+              <a:graphicData uri="http://schemas.openxmlformats.org/drawingml/2006/picture">
+                <pic:pic xmlns:pic="http://schemas.openxmlformats.org/drawingml/2006/picture">
+                  <pic:nvPicPr>
+                    <pic:cNvPr id="1" name=""/>
+                    <pic:cNvPicPr/>
+                  </pic:nvPicPr>
+                  <pic:blipFill>
+                    <a:blip r:embed="rId17"/>
+                    <a:stretch>
+                      <a:fillRect/>
+                    </a:stretch>
+                  </pic:blipFill>
+                  <pic:spPr>
+                    <a:xfrm>
+                      <a:off x="0" y="0"/>
+                      <a:ext cx="4372585" cy="2534004"/>
+                    </a:xfrm>
+                    <a:prstGeom prst="rect">
+                      <a:avLst/>
+                    </a:prstGeom>
+                  </pic:spPr>
+                </pic:pic>
+              </a:graphicData>
+            </a:graphic>
+          </wp:inline>
+        </w:drawing>
+      </w:r>
+    </w:p>
+    <w:p>
+      <w:r>
+        <w:t>Como podemos ver los datos están recibidos bien y hay conexión entre contenedores, porque están en misma red.</w:t>
+      </w:r>
+      <w:r>
+        <w:t xml:space="preserve"> El front esta dentro de dos redes.</w:t>
+      </w:r>
+    </w:p>
+    <w:p>
+      <w:pPr>
+        <w:pStyle w:val="Ttulo1"/>
+      </w:pPr>
+      <w:r>
+        <w:br w:type="page"/>
+      </w:r>
+      <w:r>
+        <w:lastRenderedPageBreak/>
+        <w:t>E</w:t>
+      </w:r>
+      <w:r>
+        <w:t>squema gráfico del despliegue</w:t>
+      </w:r>
+      <w:r>
+        <w:t xml:space="preserve"> antes </w:t>
+      </w:r>
+      <w:r>
+        <w:t xml:space="preserve">de corregir </w:t>
+      </w:r>
+      <w:r>
+        <w:t xml:space="preserve">y después </w:t>
+      </w:r>
+      <w:r>
+        <w:t>de corregir</w:t>
+      </w:r>
+    </w:p>
+    <w:p>
+      <w:r>
+        <w:drawing>
+          <wp:inline distT="0" distB="0" distL="0" distR="0" wp14:anchorId="7989BFC0" wp14:editId="5B8101D7">
+            <wp:extent cx="5400040" cy="4837430"/>
+            <wp:effectExtent l="0" t="0" r="0" b="1270"/>
+            <wp:docPr id="17" name="Imagen 17"/>
+            <wp:cNvGraphicFramePr>
+              <a:graphicFrameLocks xmlns:a="http://schemas.openxmlformats.org/drawingml/2006/main" noChangeAspect="1"/>
+            </wp:cNvGraphicFramePr>
+            <a:graphic xmlns:a="http://schemas.openxmlformats.org/drawingml/2006/main">
+              <a:graphicData uri="http://schemas.openxmlformats.org/drawingml/2006/picture">
+                <pic:pic xmlns:pic="http://schemas.openxmlformats.org/drawingml/2006/picture">
+                  <pic:nvPicPr>
+                    <pic:cNvPr id="1" name=""/>
+                    <pic:cNvPicPr/>
+                  </pic:nvPicPr>
+                  <pic:blipFill>
+                    <a:blip r:embed="rId18"/>
+                    <a:stretch>
+                      <a:fillRect/>
+                    </a:stretch>
+                  </pic:blipFill>
+                  <pic:spPr>
+                    <a:xfrm>
+                      <a:off x="0" y="0"/>
+                      <a:ext cx="5400040" cy="4837430"/>
+                    </a:xfrm>
+                    <a:prstGeom prst="rect">
+                      <a:avLst/>
+                    </a:prstGeom>
+                  </pic:spPr>
+                </pic:pic>
+              </a:graphicData>
+            </a:graphic>
+          </wp:inline>
+        </w:drawing>
+      </w:r>
+      <w:bookmarkStart w:id="5" w:name="_GoBack"/>
+      <w:bookmarkEnd w:id="5"/>
+    </w:p>
+    <w:p>
+      <w:r>
+        <w:t xml:space="preserve">En esta esquema se puede ver que después de mover el contenedor FRONTEND de la red public a private no deja de estar en suya </w:t>
+      </w:r>
+      <w:hyperlink w:anchor="ref1" w:history="1">
+        <w:r>
+          <w:rPr>
+            <w:rStyle w:val="Hipervnculo"/>
+          </w:rPr>
+          <w:t>re</w:t>
+        </w:r>
+        <w:r>
+          <w:rPr>
+            <w:rStyle w:val="Hipervnculo"/>
+          </w:rPr>
+          <w:t>f</w:t>
+        </w:r>
+        <w:r>
+          <w:rPr>
+            <w:rStyle w:val="Hipervnculo"/>
+          </w:rPr>
+          <w:t>.</w:t>
+        </w:r>
+      </w:hyperlink>
+      <w:r>
+        <w:t>, pero después de moverse toma también la ip de la red private que nos da la posibilidad que se comunique entre si.</w:t>
+      </w:r>
+    </w:p>
     <w:sectPr>
       <w:pgSz w:w="11906" w:h="16838"/>
       <w:pgMar w:top="1417" w:right="1701" w:bottom="1417" w:left="1701" w:header="708" w:footer="708" w:gutter="0"/>
@@ -2800,6 +3537,116 @@
       <w:ind w:left="220"/>
     </w:pPr>
   </w:style>
+  <w:style w:type="character" w:styleId="Refdecomentario">
+    <w:name w:val="annotation reference"/>
+    <w:basedOn w:val="Fuentedeprrafopredeter"/>
+    <w:uiPriority w:val="99"/>
+    <w:semiHidden/>
+    <w:unhideWhenUsed/>
+    <w:rsid w:val="00AD1D18"/>
+    <w:rPr>
+      <w:sz w:val="16"/>
+      <w:szCs w:val="16"/>
+    </w:rPr>
+  </w:style>
+  <w:style w:type="paragraph" w:styleId="Textocomentario">
+    <w:name w:val="annotation text"/>
+    <w:basedOn w:val="Normal"/>
+    <w:link w:val="TextocomentarioCar"/>
+    <w:uiPriority w:val="99"/>
+    <w:semiHidden/>
+    <w:unhideWhenUsed/>
+    <w:rsid w:val="00AD1D18"/>
+    <w:pPr>
+      <w:spacing w:line="240" w:lineRule="auto"/>
+    </w:pPr>
+    <w:rPr>
+      <w:sz w:val="20"/>
+      <w:szCs w:val="20"/>
+    </w:rPr>
+  </w:style>
+  <w:style w:type="character" w:customStyle="1" w:styleId="TextocomentarioCar">
+    <w:name w:val="Texto comentario Car"/>
+    <w:basedOn w:val="Fuentedeprrafopredeter"/>
+    <w:link w:val="Textocomentario"/>
+    <w:uiPriority w:val="99"/>
+    <w:semiHidden/>
+    <w:rsid w:val="00AD1D18"/>
+    <w:rPr>
+      <w:sz w:val="20"/>
+      <w:szCs w:val="20"/>
+    </w:rPr>
+  </w:style>
+  <w:style w:type="paragraph" w:styleId="Asuntodelcomentario">
+    <w:name w:val="annotation subject"/>
+    <w:basedOn w:val="Textocomentario"/>
+    <w:next w:val="Textocomentario"/>
+    <w:link w:val="AsuntodelcomentarioCar"/>
+    <w:uiPriority w:val="99"/>
+    <w:semiHidden/>
+    <w:unhideWhenUsed/>
+    <w:rsid w:val="00AD1D18"/>
+    <w:rPr>
+      <w:b/>
+      <w:bCs/>
+    </w:rPr>
+  </w:style>
+  <w:style w:type="character" w:customStyle="1" w:styleId="AsuntodelcomentarioCar">
+    <w:name w:val="Asunto del comentario Car"/>
+    <w:basedOn w:val="TextocomentarioCar"/>
+    <w:link w:val="Asuntodelcomentario"/>
+    <w:uiPriority w:val="99"/>
+    <w:semiHidden/>
+    <w:rsid w:val="00AD1D18"/>
+    <w:rPr>
+      <w:b/>
+      <w:bCs/>
+      <w:sz w:val="20"/>
+      <w:szCs w:val="20"/>
+    </w:rPr>
+  </w:style>
+  <w:style w:type="paragraph" w:styleId="Textodeglobo">
+    <w:name w:val="Balloon Text"/>
+    <w:basedOn w:val="Normal"/>
+    <w:link w:val="TextodegloboCar"/>
+    <w:uiPriority w:val="99"/>
+    <w:semiHidden/>
+    <w:unhideWhenUsed/>
+    <w:rsid w:val="00AD1D18"/>
+    <w:pPr>
+      <w:spacing w:after="0" w:line="240" w:lineRule="auto"/>
+    </w:pPr>
+    <w:rPr>
+      <w:rFonts w:ascii="Segoe UI" w:hAnsi="Segoe UI" w:cs="Segoe UI"/>
+      <w:sz w:val="18"/>
+      <w:szCs w:val="18"/>
+    </w:rPr>
+  </w:style>
+  <w:style w:type="character" w:customStyle="1" w:styleId="TextodegloboCar">
+    <w:name w:val="Texto de globo Car"/>
+    <w:basedOn w:val="Fuentedeprrafopredeter"/>
+    <w:link w:val="Textodeglobo"/>
+    <w:uiPriority w:val="99"/>
+    <w:semiHidden/>
+    <w:rsid w:val="00AD1D18"/>
+    <w:rPr>
+      <w:rFonts w:ascii="Segoe UI" w:hAnsi="Segoe UI" w:cs="Segoe UI"/>
+      <w:sz w:val="18"/>
+      <w:szCs w:val="18"/>
+    </w:rPr>
+  </w:style>
+  <w:style w:type="character" w:styleId="Hipervnculovisitado">
+    <w:name w:val="FollowedHyperlink"/>
+    <w:basedOn w:val="Fuentedeprrafopredeter"/>
+    <w:uiPriority w:val="99"/>
+    <w:semiHidden/>
+    <w:unhideWhenUsed/>
+    <w:rsid w:val="00AD1D18"/>
+    <w:rPr>
+      <w:color w:val="954F72" w:themeColor="followedHyperlink"/>
+      <w:u w:val="single"/>
+    </w:rPr>
+  </w:style>
 </w:styles>
 </file>
 
@@ -3069,7 +3916,7 @@
 </file>
 
 <file path=customXml/itemProps1.xml><?xml version="1.0" encoding="utf-8"?>
-<ds:datastoreItem xmlns:ds="http://schemas.openxmlformats.org/officeDocument/2006/customXml" ds:itemID="{B0829634-9C54-4DDA-966F-FABADCAAB59B}">
+<ds:datastoreItem xmlns:ds="http://schemas.openxmlformats.org/officeDocument/2006/customXml" ds:itemID="{18062154-E7D5-4142-BAD9-325B0B549D07}">
   <ds:schemaRefs>
     <ds:schemaRef ds:uri="http://schemas.openxmlformats.org/officeDocument/2006/bibliography"/>
   </ds:schemaRefs>
